--- a/plantillas/inmobiliaria/D12_Control_Avisos_SAT_v3.docx
+++ b/plantillas/inmobiliaria/D12_Control_Avisos_SAT_v3.docx
@@ -343,7 +343,7 @@
           <w:sz w:val="20"/>
           <w:szCs w:val="20"/>
         </w:rPr>
-        <w:t xml:space="preserve">Los Avisos de operaciones deben presentarse al SAT dentro de los 17 días hábiles siguientes al cierre del mes (Art. 23 LFPIORPI). En meses sin operaciones que reportar, se presenta un Informe en ceros dentro del mismo plazo (Art. 25 RCG). La omisión genera una multa superior a $1,000,000 MXN por mes omitido. Este plazo mensual es independiente del plazo de 24 horas aplicable a los Avisos por sospecha o por indicios (Sección III; ver también Documento D9).</w:t>
+        <w:t xml:space="preserve">Los Avisos de operaciones deben presentarse al SAT a más tardar el día 17 del mes inmediato siguiente a aquel en que se llevó a cabo la operación (Art. 23 LFPIORPI). En meses sin operaciones que reportar, se presenta un Informe en ceros dentro del mismo plazo (Art. 25 RCG). La presentación extemporánea dentro de los 30 días siguientes al plazo se sanciona con 200 a 2,000 UMA (Arts. 53, fr. III, y 54, fr. I, de la Ley); la omisión del Aviso, con 10,000 a 65,000 UMA, o del 10% al 100% del valor del acto, la que resulte mayor (Art. 54, fr. III). Este plazo mensual es independiente del plazo de 24 horas aplicable a los Avisos por sospecha o por indicios (Sección III; ver también Documento D9).</w:t>
       </w:r>
     </w:p>
     <w:p>
@@ -562,7 +562,7 @@
                 <w:sz w:val="17"/>
                 <w:szCs w:val="17"/>
               </w:rPr>
-              <w:t xml:space="preserve">~$941,512 MXN</w:t>
+              <w:t xml:space="preserve">~$941,413 MXN</w:t>
             </w:r>
           </w:p>
         </w:tc>
@@ -652,7 +652,7 @@
                 <w:sz w:val="17"/>
                 <w:szCs w:val="17"/>
               </w:rPr>
-              <w:t xml:space="preserve">~$941,512 MXN</w:t>
+              <w:t xml:space="preserve">~$941,413 MXN</w:t>
             </w:r>
           </w:p>
         </w:tc>
@@ -742,7 +742,7 @@
                 <w:sz w:val="17"/>
                 <w:szCs w:val="17"/>
               </w:rPr>
-              <w:t xml:space="preserve">~$376,566 MXN/mes</w:t>
+              <w:t xml:space="preserve">~$376,565 MXN/mes</w:t>
             </w:r>
           </w:p>
         </w:tc>
@@ -772,7 +772,7 @@
           <w:sz w:val="20"/>
           <w:szCs w:val="20"/>
         </w:rPr>
-        <w:t xml:space="preserve">El plazo de 17 días hábiles corre a partir de la fecha del acto u operación, determinada conforme a la fracción aplicable:</w:t>
+        <w:t xml:space="preserve">El plazo (a más tardar el día 17 del mes inmediato siguiente) se computa a partir de la fecha del acto u operación, determinada conforme a la fracción aplicable:</w:t>
       </w:r>
     </w:p>
     <w:tbl>
